--- a/Images/Documents/cv-ro.docx
+++ b/Images/Documents/cv-ro.docx
@@ -853,7 +853,7 @@
                 <w:sz w:val="20"/>
                 <w:szCs w:val="20"/>
               </w:rPr>
-              <w:t xml:space="preserve">Septembrie 2024 - Prezent</w:t>
+              <w:t>Martie 2024 - Prezent</w:t>
             </w:r>
           </w:p>
           <w:p>
@@ -1001,46 +1001,6 @@
                 <w:szCs w:val="20"/>
               </w:rPr>
               <w:t xml:space="preserve">Auto Cobălcescu - BMW</w:t>
-            </w:r>
-          </w:p>
-          <w:p>
-            <w:pPr>
-              <w:spacing w:after="10" w:before="100"/>
-            </w:pPr>
-            <w:r>
-              <w:rPr>
-                <w:color w:val="1A1A1A"/>
-                <w:sz w:val="20"/>
-                <w:szCs w:val="20"/>
-              </w:rPr>
-              <w:t xml:space="preserve">Martie 2024 - Mai 2024</w:t>
-            </w:r>
-          </w:p>
-          <w:p>
-            <w:pPr>
-              <w:spacing w:after="20"/>
-            </w:pPr>
-            <w:r>
-              <w:rPr>
-                <w:b/>
-                <w:bCs/>
-                <w:color w:val="1A1A1A"/>
-                <w:sz w:val="20"/>
-                <w:szCs w:val="20"/>
-              </w:rPr>
-              <w:t xml:space="preserve">Șofer </w:t>
-            </w:r>
-            <w:r>
-              <w:rPr>
-                <w:b/>
-                <w:bCs/>
-                <w:i/>
-                <w:iCs/>
-                <w:color w:val="1A1A1A"/>
-                <w:sz w:val="20"/>
-                <w:szCs w:val="20"/>
-              </w:rPr>
-              <w:t xml:space="preserve">Uber - Bolt</w:t>
             </w:r>
           </w:p>
           <w:p>
